--- a/计算机与网络安全学院机构.docx
+++ b/计算机与网络安全学院机构.docx
@@ -666,6 +666,7 @@
       </w:r>
     </w:p>
     <w:p>
+      <w:bookmarkStart w:id="0" w:name="OLE_LINK1"/>
       <w:r>
         <w:t>一、专业简介</w:t>
       </w:r>
@@ -771,6 +772,7 @@
         <w:t>       在校期间，学生可参加各类创新、创业学科竞赛，与人工智能密切相关的有：“互联网+”、“挑战杯”、数学建模、ACM-ICPC国际大学生程序设计竞赛、中国大学生计算机设计大赛人工智能专项赛、中国高校计算机大赛-人工智能创意赛、全国大学生智能汽车竞赛、“蓝桥杯”全国软件和信息技术专业人才大赛等。</w:t>
       </w:r>
     </w:p>
+    <w:bookmarkEnd w:id="0"/>
     <w:p>
       <w:pPr>
         <w:rPr>
